--- a/docs/Smart_Traffic_Pilot_Proposal_TR.docx
+++ b/docs/Smart_Traffic_Pilot_Proposal_TR.docx
@@ -475,7 +475,7 @@
         <w:pStyle w:val="Heading1"/>
       </w:pPr>
       <w:r>
-        <w:t xml:space="preserve">1. Sorun: Göremiyen Trafik Işıkları</w:t>
+        <w:t>1. Sorun: Göremeyen Trafik Işıkları</w:t>
       </w:r>
     </w:p>
     <w:p>

--- a/docs/Smart_Traffic_Pilot_Proposal_TR.docx
+++ b/docs/Smart_Traffic_Pilot_Proposal_TR.docx
@@ -289,7 +289,7 @@
         <w:pStyle w:val="ListBullet"/>
       </w:pPr>
       <w:r>
-        <w:t xml:space="preserve">1. Sorun: Görünmeyen Sinyaller</w:t>
+        <w:t>1. Sorun: Göremeyen Trafik Işıkları</w:t>
       </w:r>
     </w:p>
     <w:p>
@@ -385,7 +385,7 @@
         <w:pStyle w:val="ListBullet"/>
       </w:pPr>
       <w:r>
-        <w:t xml:space="preserve">Ek A — Tanıtım Çalışmasının Yürütülmesi</w:t>
+        <w:t>Ek A — Tanıtımın Çalıştırılması</w:t>
       </w:r>
     </w:p>
     <w:p>
@@ -594,7 +594,7 @@
         <w:t xml:space="preserve">Anlama. </w:t>
       </w:r>
       <w:r>
-        <w:t xml:space="preserve">Bir izleme katmanı, her bir aracı kareler boyunca takip eder. Bekleme süresi filtresi, ışıkta kuyrukta bekleyen bir arabayı kaldırım kenarına park etmiş bir arabadan ayırır; yankılanma önleyici varlık pencereleri, tek bir kaçırılan karenin planı asla bozmamasını sağlar.</w:t>
+        <w:t>Bir izleme katmanı, her bir aracı kareler boyunca takip eder. Bekleme süresi filtresi, ışıkta kuyrukta bekleyen bir arabayı kaldırım kenarına park etmiş bir arabadan ayırır; titreşim önleyici varlık pencereleri, tek bir kaçırılan karenin planı asla bozmamasını sağlar.</w:t>
       </w:r>
     </w:p>
     <w:p>
@@ -605,7 +605,7 @@
         <w:rPr>
           <w:b/>
         </w:rPr>
-        <w:t xml:space="preserve">Harekete geçin. </w:t>
+        <w:t xml:space="preserve">Harekete geçme. </w:t>
       </w:r>
       <w:r>
         <w:t xml:space="preserve">Uyarlanabilir bir kontrolör, ölçülen talebe göre yeşil ışığı verir: kavşak boş olduğunda yeşil ışıkta kalır, hizmet verilen yol boşaldığında erken geçişe geçer, kuyruk baskısı altında yeşil ışık süresini uzatır ve hiçbir yaklaşan araç veya yayanın mağdur kalmaması için hizmet sınırlarını garanti eder.</w:t>
@@ -746,7 +746,7 @@
           <w:b w:val="0"/>
           <w:i w:val="0"/>
         </w:rPr>
-        <w:t xml:space="preserve">Bir yol, bir yaya geçidi. Yaya bulunmadığında, araç ışığı asla kırmızıya dönmez. Bekleyen bir yaya algılandığında, kontrolör minimum araç yeşil süresi geçtikten sonra — bir sonraki güvenli boşlukta — yayaya hizmet verir. Bir ikilem bölgesi koruyucusu, hızlı bir araç rahatça duramayacak kadar yakınken sarı ışığın yanmasını engeller; bir adalet sınırı, algılama kesintileri ve engellemeleri atlatan bir bekleme saatiyle, sürekli trafik altında bile birikmiş bekleme süresinin 45 saniye içinde hizmet verilmesini garanti eder; ve bir araç fiziksel olarak hala yaya geçidindeyken tüm ışıklar kırmızı kalır.</w:t>
+        <w:t>Bir yol, bir yaya geçidi. Yaya bulunmadığında, araç ışığı asla kırmızıya dönmez. Bekleyen bir yaya algılandığında, kontrolör minimum araç yeşil süresi geçtikten sonra — bir sonraki güvenli boşlukta — yayaya hizmet verir. Bir ikilem bölgesi koruyucusu, hızlı bir araç rahatça duramayacak kadar yakınken sarı ışığın yanmasını engeller; bir adalet sınırı, algılama kesintilerine ve araçların yayayı kısa süreli gizlemesine dayanıklı bir bekleme sayacı sayesinde, sürekli trafik altında bile en fazla 45 saniyelik birikmiş bekleme süresi içinde hizmet verilmesini garanti eder; ve bir araç fiziksel olarak hala yaya geçidindeyken tüm ışıklar kırmızı kalır.</w:t>
       </w:r>
     </w:p>
     <w:p>
@@ -867,7 +867,7 @@
           <w:b w:val="0"/>
           <w:i w:val="0"/>
         </w:rPr>
-        <w:t xml:space="preserve">İki tek yönlü besleme. Araçlar algılanır, durma çizgisine olan mesafeye göre sıralanır ve yük altında yeşil süresini uzatan bir kuyruk baskısı puanına dönüştürülür. Karşı yol boş olduğunda ışık yeşil kalır ve hizmet verilen yol boşaldığında erken değişir. Her geçiş yeşil → sarı → tamamen kırmızı → yaya geçidi yeşili şeklinde gerçekleşir.</w:t>
+        <w:t>İki tek yönlü besleme. Araçlar algılanır, durma çizgisine olan mesafeye göre sıralanır ve yük altında yeşil süresini uzatan bir kuyruk baskısı puanına dönüştürülür. Karşı yol boş olduğunda ışık yeşil kalır ve hizmet verilen yol boşaldığında erken değişir. Her geçiş yeşil → sarı → tamamen kırmızı → karşı yönün yeşili şeklinde gerçekleşir.</w:t>
       </w:r>
     </w:p>
     <w:p>
@@ -988,7 +988,7 @@
           <w:color w:val="5F6A6A"/>
           <w:sz w:val="18"/>
         </w:rPr>
-        <w:t xml:space="preserve">Vaka 3, gerçek görüntü (Urban Tracker “Sherbrooke”): Kuzey yaklaşımında altı araç kuyruk oluştururken, boş Doğu–Batı ekseni kısa süreliğine hizmet verilir — her bölge, anlık sayım ve sinyaliyle etiketlenmiştir.</w:t>
+        <w:t>Durum 3, gerçek görüntü (Urban Tracker “Sherbrooke”): Kuzey yaklaşımında altı araç kuyruk oluştururken, boş Doğu–Batı ekseni kısa süreliğine hizmet verilir — her bölge, anlık sayım ve sinyaliyle etiketlenmiştir.</w:t>
       </w:r>
     </w:p>
     <w:p>
@@ -1501,7 +1501,7 @@
               <w:rPr>
                 <w:sz w:val="20"/>
               </w:rPr>
-              <w:t xml:space="preserve">Kare başına araçlar ve yayalar; Mümkün olduğunda GPU, otomatik CPU yedekleme</w:t>
+              <w:t>Kare başına araçlar ve yayalar; mümkün olduğunda GPU, CPU'ya otomatik geçiş</w:t>
             </w:r>
           </w:p>
         </w:tc>
@@ -1598,7 +1598,7 @@
               <w:rPr>
                 <w:sz w:val="20"/>
               </w:rPr>
-              <w:t xml:space="preserve">Algılama</w:t>
+              <w:t>Algı bölgeleri</w:t>
             </w:r>
           </w:p>
         </w:tc>
@@ -1611,7 +1611,7 @@
               <w:rPr>
                 <w:sz w:val="20"/>
               </w:rPr>
-              <w:t xml:space="preserve">Kalibre edilmiş bölgeler + zıplama önleme</w:t>
+              <w:t>Kalibre edilmiş bölgeler + titreşim önleme</w:t>
             </w:r>
           </w:p>
         </w:tc>
@@ -1791,7 +1791,7 @@
         <w:t xml:space="preserve">Ölçülen algılama performansı. </w:t>
       </w:r>
       <w:r>
-        <w:t xml:space="preserve">İzleme kararlılığı araştırma görüntülerinde ölçüldü ve ayarlamadan sonra 2 kat iyileştirildi (iz parçalanması yarıya indi); aynı mimariye sahip yayınlanmış sistemler, saha koşullarında ~%95'e varan araç algılama doğruluğu bildiriyor (Referanslar).</w:t>
+        <w:t>İzleme kararlılığı araştırma görüntülerinde ölçüldü ve ayarlamadan sonra 2 kat iyileştirildi (iz parçalanması yarıya indi); aynı mimariye sahip yayınlanmış sistemler, saha koşullarında ~%95'e varan araç algılama doğruluğu bildiriyor (bkz. Kaynakça).</w:t>
       </w:r>
     </w:p>
     <w:p>
@@ -2483,7 +2483,7 @@
               <w:rPr>
                 <w:sz w:val="20"/>
               </w:rPr>
-              <w:t xml:space="preserve">4. Donanım döngüsü</w:t>
+              <w:t>4. Donanımla çevrimde test (HIL)</w:t>
             </w:r>
           </w:p>
         </w:tc>
@@ -2886,7 +2886,7 @@
           <w:b w:val="0"/>
           <w:i w:val="0"/>
         </w:rPr>
-        <w:t xml:space="preserve">Benzer YOLO tabanlı uyarlanabilir sinyal sistemlerine ilişkin yayınlanmış değerlendirmeler, saha koşullarında ~%95'e varan algılama doğruluğu ile kavşaklarda bekleme süresinin ve yakıt tüketiminin azaldığını bildirmektedir (Kaynaklar). Şehrin kendi kavşaklarından elde edilen pilot projenin verileri, ölçeklendirme iş modelinin temelini oluşturacaktır.</w:t>
+        <w:t>Benzer YOLO tabanlı uyarlanabilir sinyal sistemlerine ilişkin yayınlanmış değerlendirmeler, saha koşullarında ~%95'e varan algılama doğruluğu ile kavşaklarda bekleme süresinin ve yakıt tüketiminin azaldığını bildirmektedir (bkz. Kaynakça). Şehrin kendi kavşaklarından elde edilen pilot projenin verileri, ölçeklendirme iş modelinin temelini oluşturacaktır.</w:t>
       </w:r>
     </w:p>
     <w:p>
@@ -3905,7 +3905,7 @@
               <w:rPr>
                 <w:sz w:val="20"/>
               </w:rPr>
-              <w:t xml:space="preserve">Canlı anahtar sayaçlarına sahip dört yönlü kavşak</w:t>
+              <w:t>Canlı geçiş sayaçlarına sahip dört yönlü kavşak</w:t>
             </w:r>
           </w:p>
         </w:tc>
@@ -3955,7 +3955,7 @@
           <w:b w:val="0"/>
           <w:i w:val="0"/>
         </w:rPr>
-        <w:t xml:space="preserve">Doğrulama: pytest, dizüstü bilgisayarda 74 testten oluşan tam test paketini yarım dakikadan kısa bir sürede test eder/çalıştırır; temel test paketleri için video kartı veya GPU gerekmez.</w:t>
+        <w:t>Doğrulama: pytest, dizüstü bilgisayarda 74 testten oluşan tam test paketini yarım dakikadan kısa bir sürede çalıştırır; temel test paketleri için video kartı veya GPU gerekmez.</w:t>
       </w:r>
     </w:p>
     <w:p>
@@ -4728,7 +4728,7 @@
       <w:spacing w:after="160" w:line="276" w:lineRule="auto"/>
     </w:pPr>
     <w:rPr>
-      <w:rFonts w:ascii="Georgia" w:hAnsi="Georgia"/>
+      <w:rFonts w:ascii="Inter" w:hAnsi="Inter"/>
       <w:color w:val="212121"/>
       <w:sz w:val="22"/>
     </w:rPr>
@@ -4792,7 +4792,7 @@
       <w:outlineLvl w:val="0"/>
     </w:pPr>
     <w:rPr>
-      <w:rFonts w:asciiTheme="majorHAnsi" w:eastAsiaTheme="majorEastAsia" w:hAnsiTheme="majorHAnsi" w:cstheme="majorBidi" w:ascii="Georgia" w:hAnsi="Georgia"/>
+      <w:rFonts w:asciiTheme="majorHAnsi" w:eastAsiaTheme="majorEastAsia" w:hAnsiTheme="majorHAnsi" w:cstheme="majorBidi" w:ascii="Inter" w:hAnsi="Inter"/>
       <w:b/>
       <w:bCs/>
       <w:color w:val="1A5E20"/>
@@ -4816,7 +4816,7 @@
       <w:outlineLvl w:val="1"/>
     </w:pPr>
     <w:rPr>
-      <w:rFonts w:asciiTheme="majorHAnsi" w:eastAsiaTheme="majorEastAsia" w:hAnsiTheme="majorHAnsi" w:cstheme="majorBidi" w:ascii="Georgia" w:hAnsi="Georgia"/>
+      <w:rFonts w:asciiTheme="majorHAnsi" w:eastAsiaTheme="majorEastAsia" w:hAnsiTheme="majorHAnsi" w:cstheme="majorBidi" w:ascii="Inter" w:hAnsi="Inter"/>
       <w:b/>
       <w:bCs/>
       <w:color w:val="1A5E20"/>
@@ -4840,7 +4840,7 @@
       <w:outlineLvl w:val="2"/>
     </w:pPr>
     <w:rPr>
-      <w:rFonts w:asciiTheme="majorHAnsi" w:eastAsiaTheme="majorEastAsia" w:hAnsiTheme="majorHAnsi" w:cstheme="majorBidi" w:ascii="Georgia" w:hAnsi="Georgia"/>
+      <w:rFonts w:asciiTheme="majorHAnsi" w:eastAsiaTheme="majorEastAsia" w:hAnsiTheme="majorHAnsi" w:cstheme="majorBidi" w:ascii="Inter" w:hAnsi="Inter"/>
       <w:b/>
       <w:bCs/>
       <w:color w:val="212121"/>
@@ -5262,6 +5262,9 @@
       </w:numPr>
       <w:contextualSpacing/>
     </w:pPr>
+    <w:rPr>
+      <w:rFonts w:ascii="Inter" w:hAnsi="Inter"/>
+    </w:rPr>
   </w:style>
   <w:style w:type="paragraph" w:styleId="ListBullet2">
     <w:name w:val="List Bullet 2"/>
@@ -5569,6 +5572,7 @@
       <w:ind w:left="936" w:right="936"/>
     </w:pPr>
     <w:rPr>
+      <w:rFonts w:ascii="Inter" w:hAnsi="Inter"/>
       <w:b/>
       <w:bCs/>
       <w:i/>
